--- a/ИУ5-61Б Ларкин Б. В. РК1.docx
+++ b/ИУ5-61Б Ларкин Б. В. РК1.docx
@@ -437,7 +437,6 @@
       <w:pPr>
         <w:shd w:val="clear" w:color="auto" w:fill="FFFFFF"/>
         <w:spacing w:after="0" w:line="360" w:lineRule="auto"/>
-        <w:ind w:firstLine="708"/>
         <w:rPr>
           <w:rFonts w:eastAsia="Times New Roman"/>
           <w:b/>
@@ -947,7 +946,7 @@
           <w:b/>
           <w:bCs/>
           <w:color w:val="000000" w:themeColor="text1"/>
-          <w:lang w:val="en-US" w:eastAsia="ru-RU"/>
+          <w:lang w:eastAsia="ru-RU"/>
         </w:rPr>
       </w:pPr>
       <w:r>
@@ -955,6 +954,7 @@
           <w:rFonts w:eastAsia="Times New Roman"/>
           <w:b/>
           <w:bCs/>
+          <w:noProof/>
           <w:color w:val="000000" w:themeColor="text1"/>
           <w:lang w:val="en-US" w:eastAsia="ru-RU"/>
         </w:rPr>
@@ -1020,6 +1020,7 @@
           <w:rFonts w:eastAsia="Times New Roman"/>
           <w:b/>
           <w:bCs/>
+          <w:noProof/>
           <w:color w:val="000000" w:themeColor="text1"/>
           <w:lang w:val="en-US" w:eastAsia="ru-RU"/>
         </w:rPr>
@@ -1110,7 +1111,7 @@
           <w:b/>
           <w:bCs/>
           <w:color w:val="000000" w:themeColor="text1"/>
-          <w:lang w:val="en-US" w:eastAsia="ru-RU"/>
+          <w:lang w:eastAsia="ru-RU"/>
         </w:rPr>
       </w:pPr>
     </w:p>
@@ -1124,7 +1125,7 @@
           <w:b/>
           <w:bCs/>
           <w:color w:val="000000" w:themeColor="text1"/>
-          <w:lang w:val="en-US" w:eastAsia="ru-RU"/>
+          <w:lang w:eastAsia="ru-RU"/>
         </w:rPr>
       </w:pPr>
     </w:p>
@@ -1138,7 +1139,7 @@
           <w:b/>
           <w:bCs/>
           <w:color w:val="000000" w:themeColor="text1"/>
-          <w:lang w:val="en-US" w:eastAsia="ru-RU"/>
+          <w:lang w:eastAsia="ru-RU"/>
         </w:rPr>
       </w:pPr>
     </w:p>
@@ -1152,7 +1153,7 @@
           <w:b/>
           <w:bCs/>
           <w:color w:val="000000" w:themeColor="text1"/>
-          <w:lang w:val="en-US" w:eastAsia="ru-RU"/>
+          <w:lang w:eastAsia="ru-RU"/>
         </w:rPr>
       </w:pPr>
     </w:p>
@@ -1166,7 +1167,7 @@
           <w:b/>
           <w:bCs/>
           <w:color w:val="000000" w:themeColor="text1"/>
-          <w:lang w:val="en-US" w:eastAsia="ru-RU"/>
+          <w:lang w:eastAsia="ru-RU"/>
         </w:rPr>
       </w:pPr>
       <w:r>
@@ -1174,82 +1175,19 @@
           <w:rFonts w:eastAsia="Times New Roman"/>
           <w:b/>
           <w:bCs/>
+          <w:noProof/>
           <w:color w:val="000000" w:themeColor="text1"/>
           <w:lang w:val="en-US" w:eastAsia="ru-RU"/>
         </w:rPr>
         <w:lastRenderedPageBreak/>
         <w:drawing>
-          <wp:anchor distT="0" distB="0" distL="114300" distR="114300" simplePos="0" relativeHeight="251662336" behindDoc="0" locked="0" layoutInCell="1" allowOverlap="1" wp14:anchorId="056D599A" wp14:editId="41D783CE">
+          <wp:anchor distT="0" distB="0" distL="114300" distR="114300" simplePos="0" relativeHeight="251661312" behindDoc="0" locked="0" layoutInCell="1" allowOverlap="1" wp14:anchorId="6ADDCC14" wp14:editId="38A14B4D">
             <wp:simplePos x="0" y="0"/>
             <wp:positionH relativeFrom="column">
-              <wp:posOffset>-730885</wp:posOffset>
+              <wp:posOffset>-791270</wp:posOffset>
             </wp:positionH>
             <wp:positionV relativeFrom="paragraph">
-              <wp:posOffset>7071995</wp:posOffset>
-            </wp:positionV>
-            <wp:extent cx="6945630" cy="2146300"/>
-            <wp:effectExtent l="0" t="0" r="7620" b="6350"/>
-            <wp:wrapTopAndBottom/>
-            <wp:docPr id="10" name="Рисунок 10"/>
-            <wp:cNvGraphicFramePr>
-              <a:graphicFrameLocks xmlns:a="http://schemas.openxmlformats.org/drawingml/2006/main" noChangeAspect="1"/>
-            </wp:cNvGraphicFramePr>
-            <a:graphic xmlns:a="http://schemas.openxmlformats.org/drawingml/2006/main">
-              <a:graphicData uri="http://schemas.openxmlformats.org/drawingml/2006/picture">
-                <pic:pic xmlns:pic="http://schemas.openxmlformats.org/drawingml/2006/picture">
-                  <pic:nvPicPr>
-                    <pic:cNvPr id="1" name=""/>
-                    <pic:cNvPicPr/>
-                  </pic:nvPicPr>
-                  <pic:blipFill>
-                    <a:blip r:embed="rId14">
-                      <a:extLst>
-                        <a:ext uri="{28A0092B-C50C-407E-A947-70E740481C1C}">
-                          <a14:useLocalDpi xmlns:a14="http://schemas.microsoft.com/office/drawing/2010/main" val="0"/>
-                        </a:ext>
-                      </a:extLst>
-                    </a:blip>
-                    <a:stretch>
-                      <a:fillRect/>
-                    </a:stretch>
-                  </pic:blipFill>
-                  <pic:spPr>
-                    <a:xfrm>
-                      <a:off x="0" y="0"/>
-                      <a:ext cx="6945630" cy="2146300"/>
-                    </a:xfrm>
-                    <a:prstGeom prst="rect">
-                      <a:avLst/>
-                    </a:prstGeom>
-                  </pic:spPr>
-                </pic:pic>
-              </a:graphicData>
-            </a:graphic>
-            <wp14:sizeRelH relativeFrom="page">
-              <wp14:pctWidth>0</wp14:pctWidth>
-            </wp14:sizeRelH>
-            <wp14:sizeRelV relativeFrom="page">
-              <wp14:pctHeight>0</wp14:pctHeight>
-            </wp14:sizeRelV>
-          </wp:anchor>
-        </w:drawing>
-      </w:r>
-      <w:r>
-        <w:rPr>
-          <w:rFonts w:eastAsia="Times New Roman"/>
-          <w:b/>
-          <w:bCs/>
-          <w:color w:val="000000" w:themeColor="text1"/>
-          <w:lang w:val="en-US" w:eastAsia="ru-RU"/>
-        </w:rPr>
-        <w:drawing>
-          <wp:anchor distT="0" distB="0" distL="114300" distR="114300" simplePos="0" relativeHeight="251661312" behindDoc="0" locked="0" layoutInCell="1" allowOverlap="1" wp14:anchorId="6ADDCC14" wp14:editId="5192F7A7">
-            <wp:simplePos x="0" y="0"/>
-            <wp:positionH relativeFrom="column">
-              <wp:posOffset>-730885</wp:posOffset>
-            </wp:positionH>
-            <wp:positionV relativeFrom="paragraph">
-              <wp:posOffset>3446145</wp:posOffset>
+              <wp:posOffset>3489278</wp:posOffset>
             </wp:positionV>
             <wp:extent cx="6957060" cy="3625215"/>
             <wp:effectExtent l="0" t="0" r="0" b="0"/>
@@ -1266,7 +1204,7 @@
                     <pic:cNvPicPr/>
                   </pic:nvPicPr>
                   <pic:blipFill>
-                    <a:blip r:embed="rId15">
+                    <a:blip r:embed="rId14">
                       <a:extLst>
                         <a:ext uri="{28A0092B-C50C-407E-A947-70E740481C1C}">
                           <a14:useLocalDpi xmlns:a14="http://schemas.microsoft.com/office/drawing/2010/main" val="0"/>
@@ -1304,21 +1242,21 @@
           <w:b/>
           <w:bCs/>
           <w:color w:val="000000" w:themeColor="text1"/>
-          <w:lang w:val="en-US" w:eastAsia="ru-RU"/>
+          <w:lang w:eastAsia="ru-RU"/>
         </w:rPr>
         <w:drawing>
-          <wp:anchor distT="0" distB="0" distL="114300" distR="114300" simplePos="0" relativeHeight="251660288" behindDoc="0" locked="0" layoutInCell="1" allowOverlap="1" wp14:anchorId="62BE3CB0" wp14:editId="6FE16842">
+          <wp:anchor distT="0" distB="0" distL="114300" distR="114300" simplePos="0" relativeHeight="251665408" behindDoc="0" locked="0" layoutInCell="1" allowOverlap="1" wp14:anchorId="6CEC54D1" wp14:editId="03DA9320">
             <wp:simplePos x="0" y="0"/>
             <wp:positionH relativeFrom="column">
-              <wp:posOffset>-730885</wp:posOffset>
+              <wp:posOffset>-795655</wp:posOffset>
             </wp:positionH>
             <wp:positionV relativeFrom="paragraph">
-              <wp:posOffset>0</wp:posOffset>
+              <wp:posOffset>47</wp:posOffset>
             </wp:positionV>
-            <wp:extent cx="6893560" cy="3371215"/>
-            <wp:effectExtent l="0" t="0" r="2540" b="635"/>
+            <wp:extent cx="6897370" cy="3449955"/>
+            <wp:effectExtent l="0" t="0" r="0" b="0"/>
             <wp:wrapTopAndBottom/>
-            <wp:docPr id="6" name="Рисунок 6"/>
+            <wp:docPr id="2" name="Рисунок 2"/>
             <wp:cNvGraphicFramePr>
               <a:graphicFrameLocks xmlns:a="http://schemas.openxmlformats.org/drawingml/2006/main" noChangeAspect="1"/>
             </wp:cNvGraphicFramePr>
@@ -1330,7 +1268,7 @@
                     <pic:cNvPicPr/>
                   </pic:nvPicPr>
                   <pic:blipFill>
-                    <a:blip r:embed="rId16">
+                    <a:blip r:embed="rId15">
                       <a:extLst>
                         <a:ext uri="{28A0092B-C50C-407E-A947-70E740481C1C}">
                           <a14:useLocalDpi xmlns:a14="http://schemas.microsoft.com/office/drawing/2010/main" val="0"/>
@@ -1344,7 +1282,7 @@
                   <pic:spPr>
                     <a:xfrm>
                       <a:off x="0" y="0"/>
-                      <a:ext cx="6893560" cy="3371215"/>
+                      <a:ext cx="6897370" cy="3449955"/>
                     </a:xfrm>
                     <a:prstGeom prst="rect">
                       <a:avLst/>
@@ -1362,6 +1300,78 @@
           </wp:anchor>
         </w:drawing>
       </w:r>
+      <w:r>
+        <w:rPr>
+          <w:rFonts w:eastAsia="Times New Roman"/>
+          <w:b/>
+          <w:bCs/>
+          <w:noProof/>
+          <w:color w:val="000000" w:themeColor="text1"/>
+          <w:lang w:val="en-US" w:eastAsia="ru-RU"/>
+        </w:rPr>
+        <w:drawing>
+          <wp:anchor distT="0" distB="0" distL="114300" distR="114300" simplePos="0" relativeHeight="251662336" behindDoc="0" locked="0" layoutInCell="1" allowOverlap="1" wp14:anchorId="056D599A" wp14:editId="12DB4D9B">
+            <wp:simplePos x="0" y="0"/>
+            <wp:positionH relativeFrom="column">
+              <wp:posOffset>-732155</wp:posOffset>
+            </wp:positionH>
+            <wp:positionV relativeFrom="paragraph">
+              <wp:posOffset>7072630</wp:posOffset>
+            </wp:positionV>
+            <wp:extent cx="6945630" cy="1644015"/>
+            <wp:effectExtent l="0" t="0" r="7620" b="0"/>
+            <wp:wrapTopAndBottom/>
+            <wp:docPr id="10" name="Рисунок 10"/>
+            <wp:cNvGraphicFramePr>
+              <a:graphicFrameLocks xmlns:a="http://schemas.openxmlformats.org/drawingml/2006/main" noChangeAspect="1"/>
+            </wp:cNvGraphicFramePr>
+            <a:graphic xmlns:a="http://schemas.openxmlformats.org/drawingml/2006/main">
+              <a:graphicData uri="http://schemas.openxmlformats.org/drawingml/2006/picture">
+                <pic:pic xmlns:pic="http://schemas.openxmlformats.org/drawingml/2006/picture">
+                  <pic:nvPicPr>
+                    <pic:cNvPr id="1" name=""/>
+                    <pic:cNvPicPr/>
+                  </pic:nvPicPr>
+                  <pic:blipFill rotWithShape="1">
+                    <a:blip r:embed="rId16">
+                      <a:extLst>
+                        <a:ext uri="{28A0092B-C50C-407E-A947-70E740481C1C}">
+                          <a14:useLocalDpi xmlns:a14="http://schemas.microsoft.com/office/drawing/2010/main" val="0"/>
+                        </a:ext>
+                      </a:extLst>
+                    </a:blip>
+                    <a:srcRect b="23377"/>
+                    <a:stretch/>
+                  </pic:blipFill>
+                  <pic:spPr bwMode="auto">
+                    <a:xfrm>
+                      <a:off x="0" y="0"/>
+                      <a:ext cx="6945630" cy="1644015"/>
+                    </a:xfrm>
+                    <a:prstGeom prst="rect">
+                      <a:avLst/>
+                    </a:prstGeom>
+                    <a:ln>
+                      <a:noFill/>
+                    </a:ln>
+                    <a:extLst>
+                      <a:ext uri="{53640926-AAD7-44D8-BBD7-CCE9431645EC}">
+                        <a14:shadowObscured xmlns:a14="http://schemas.microsoft.com/office/drawing/2010/main"/>
+                      </a:ext>
+                    </a:extLst>
+                  </pic:spPr>
+                </pic:pic>
+              </a:graphicData>
+            </a:graphic>
+            <wp14:sizeRelH relativeFrom="page">
+              <wp14:pctWidth>0</wp14:pctWidth>
+            </wp14:sizeRelH>
+            <wp14:sizeRelV relativeFrom="page">
+              <wp14:pctHeight>0</wp14:pctHeight>
+            </wp14:sizeRelV>
+          </wp:anchor>
+        </w:drawing>
+      </w:r>
     </w:p>
     <w:p>
       <w:pPr>
@@ -1376,27 +1386,22 @@
       </w:pPr>
       <w:r>
         <w:rPr>
-          <w:rStyle w:val="a6"/>
-          <w:b/>
-          <w:bCs/>
-          <w:sz w:val="28"/>
-          <w:szCs w:val="28"/>
-          <w:lang w:val="en-US"/>
+          <w:color w:val="000000" w:themeColor="text1"/>
         </w:rPr>
         <w:lastRenderedPageBreak/>
         <w:drawing>
-          <wp:anchor distT="0" distB="0" distL="114300" distR="114300" simplePos="0" relativeHeight="251664384" behindDoc="0" locked="0" layoutInCell="1" allowOverlap="1" wp14:anchorId="01054A41" wp14:editId="36BBBFAD">
+          <wp:anchor distT="0" distB="0" distL="114300" distR="114300" simplePos="0" relativeHeight="251666432" behindDoc="0" locked="0" layoutInCell="1" allowOverlap="1" wp14:anchorId="420A02E5" wp14:editId="3E278D80">
             <wp:simplePos x="0" y="0"/>
             <wp:positionH relativeFrom="column">
-              <wp:posOffset>-722933</wp:posOffset>
+              <wp:posOffset>-727075</wp:posOffset>
             </wp:positionH>
             <wp:positionV relativeFrom="paragraph">
-              <wp:posOffset>3422512</wp:posOffset>
+              <wp:posOffset>0</wp:posOffset>
             </wp:positionV>
-            <wp:extent cx="3112562" cy="2790907"/>
-            <wp:effectExtent l="0" t="0" r="0" b="0"/>
+            <wp:extent cx="6990715" cy="3545205"/>
+            <wp:effectExtent l="0" t="0" r="635" b="0"/>
             <wp:wrapTopAndBottom/>
-            <wp:docPr id="12" name="Рисунок 12"/>
+            <wp:docPr id="3" name="Рисунок 3"/>
             <wp:cNvGraphicFramePr>
               <a:graphicFrameLocks xmlns:a="http://schemas.openxmlformats.org/drawingml/2006/main" noChangeAspect="1"/>
             </wp:cNvGraphicFramePr>
@@ -1408,7 +1413,7 @@
                     <pic:cNvPicPr/>
                   </pic:nvPicPr>
                   <pic:blipFill>
-                    <a:blip r:embed="rId17" cstate="print">
+                    <a:blip r:embed="rId17">
                       <a:extLst>
                         <a:ext uri="{28A0092B-C50C-407E-A947-70E740481C1C}">
                           <a14:useLocalDpi xmlns:a14="http://schemas.microsoft.com/office/drawing/2010/main" val="0"/>
@@ -1422,7 +1427,7 @@
                   <pic:spPr>
                     <a:xfrm>
                       <a:off x="0" y="0"/>
-                      <a:ext cx="3112562" cy="2790907"/>
+                      <a:ext cx="6990715" cy="3545205"/>
                     </a:xfrm>
                     <a:prstGeom prst="rect">
                       <a:avLst/>
@@ -1447,63 +1452,8 @@
           <w:bCs/>
           <w:sz w:val="28"/>
           <w:szCs w:val="28"/>
-          <w:lang w:val="en-US"/>
-        </w:rPr>
-        <w:drawing>
-          <wp:anchor distT="0" distB="0" distL="114300" distR="114300" simplePos="0" relativeHeight="251663360" behindDoc="0" locked="0" layoutInCell="1" allowOverlap="1" wp14:anchorId="49F2226E" wp14:editId="77AF2A84">
-            <wp:simplePos x="0" y="0"/>
-            <wp:positionH relativeFrom="column">
-              <wp:posOffset>-722630</wp:posOffset>
-            </wp:positionH>
-            <wp:positionV relativeFrom="paragraph">
-              <wp:posOffset>3175</wp:posOffset>
-            </wp:positionV>
-            <wp:extent cx="6972300" cy="3323590"/>
-            <wp:effectExtent l="0" t="0" r="0" b="0"/>
-            <wp:wrapTopAndBottom/>
-            <wp:docPr id="11" name="Рисунок 11"/>
-            <wp:cNvGraphicFramePr>
-              <a:graphicFrameLocks xmlns:a="http://schemas.openxmlformats.org/drawingml/2006/main" noChangeAspect="1"/>
-            </wp:cNvGraphicFramePr>
-            <a:graphic xmlns:a="http://schemas.openxmlformats.org/drawingml/2006/main">
-              <a:graphicData uri="http://schemas.openxmlformats.org/drawingml/2006/picture">
-                <pic:pic xmlns:pic="http://schemas.openxmlformats.org/drawingml/2006/picture">
-                  <pic:nvPicPr>
-                    <pic:cNvPr id="1" name=""/>
-                    <pic:cNvPicPr/>
-                  </pic:nvPicPr>
-                  <pic:blipFill>
-                    <a:blip r:embed="rId18">
-                      <a:extLst>
-                        <a:ext uri="{28A0092B-C50C-407E-A947-70E740481C1C}">
-                          <a14:useLocalDpi xmlns:a14="http://schemas.microsoft.com/office/drawing/2010/main" val="0"/>
-                        </a:ext>
-                      </a:extLst>
-                    </a:blip>
-                    <a:stretch>
-                      <a:fillRect/>
-                    </a:stretch>
-                  </pic:blipFill>
-                  <pic:spPr>
-                    <a:xfrm>
-                      <a:off x="0" y="0"/>
-                      <a:ext cx="6972300" cy="3323590"/>
-                    </a:xfrm>
-                    <a:prstGeom prst="rect">
-                      <a:avLst/>
-                    </a:prstGeom>
-                  </pic:spPr>
-                </pic:pic>
-              </a:graphicData>
-            </a:graphic>
-            <wp14:sizeRelH relativeFrom="page">
-              <wp14:pctWidth>0</wp14:pctWidth>
-            </wp14:sizeRelH>
-            <wp14:sizeRelV relativeFrom="page">
-              <wp14:pctHeight>0</wp14:pctHeight>
-            </wp14:sizeRelV>
-          </wp:anchor>
-        </w:drawing>
+        </w:rPr>
+        <w:t xml:space="preserve">4. </w:t>
       </w:r>
       <w:r>
         <w:rPr>
@@ -1512,11 +1462,851 @@
           <w:bCs/>
           <w:sz w:val="28"/>
           <w:szCs w:val="28"/>
-          <w:lang w:val="en-US"/>
-        </w:rPr>
-        <w:t xml:space="preserve">4. </w:t>
-      </w:r>
-      <w:r>
+        </w:rPr>
+        <w:t>Ответы на вопросы</w:t>
+      </w:r>
+    </w:p>
+    <w:p>
+      <w:pPr>
+        <w:pStyle w:val="3"/>
+      </w:pPr>
+      <w:r>
+        <w:t>Способы обработки пропусков</w:t>
+      </w:r>
+    </w:p>
+    <w:p>
+      <w:pPr>
+        <w:pStyle w:val="3"/>
+        <w:rPr>
+          <w:b w:val="0"/>
+          <w:bCs w:val="0"/>
+        </w:rPr>
+      </w:pPr>
+      <w:r>
+        <w:rPr>
+          <w:b w:val="0"/>
+          <w:bCs w:val="0"/>
+        </w:rPr>
+        <w:t xml:space="preserve">Для качественного и количественного признаков была </w:t>
+      </w:r>
+      <w:proofErr w:type="spellStart"/>
+      <w:r>
+        <w:rPr>
+          <w:b w:val="0"/>
+          <w:bCs w:val="0"/>
+        </w:rPr>
+        <w:t>исользована</w:t>
+      </w:r>
+      <w:proofErr w:type="spellEnd"/>
+      <w:r>
+        <w:rPr>
+          <w:b w:val="0"/>
+          <w:bCs w:val="0"/>
+        </w:rPr>
+        <w:t xml:space="preserve"> методика </w:t>
+      </w:r>
+      <w:proofErr w:type="spellStart"/>
+      <w:r>
+        <w:rPr>
+          <w:b w:val="0"/>
+          <w:bCs w:val="0"/>
+        </w:rPr>
+        <w:t>импутации</w:t>
+      </w:r>
+      <w:proofErr w:type="spellEnd"/>
+      <w:r>
+        <w:rPr>
+          <w:b w:val="0"/>
+          <w:bCs w:val="0"/>
+        </w:rPr>
+        <w:t xml:space="preserve"> данных - "внедрения значений".</w:t>
+      </w:r>
+    </w:p>
+    <w:p>
+      <w:pPr>
+        <w:pStyle w:val="3"/>
+        <w:rPr>
+          <w:b w:val="0"/>
+          <w:bCs w:val="0"/>
+        </w:rPr>
+      </w:pPr>
+      <w:r>
+        <w:rPr>
+          <w:b w:val="0"/>
+          <w:bCs w:val="0"/>
+        </w:rPr>
+        <w:t xml:space="preserve">Процесс </w:t>
+      </w:r>
+      <w:proofErr w:type="spellStart"/>
+      <w:r>
+        <w:rPr>
+          <w:b w:val="0"/>
+          <w:bCs w:val="0"/>
+        </w:rPr>
+        <w:t>импутации</w:t>
+      </w:r>
+      <w:proofErr w:type="spellEnd"/>
+      <w:r>
+        <w:rPr>
+          <w:b w:val="0"/>
+          <w:bCs w:val="0"/>
+        </w:rPr>
+        <w:t xml:space="preserve"> </w:t>
+      </w:r>
+      <w:proofErr w:type="gramStart"/>
+      <w:r>
+        <w:rPr>
+          <w:b w:val="0"/>
+          <w:bCs w:val="0"/>
+        </w:rPr>
+        <w:t>- это</w:t>
+      </w:r>
+      <w:proofErr w:type="gramEnd"/>
+      <w:r>
+        <w:rPr>
+          <w:b w:val="0"/>
+          <w:bCs w:val="0"/>
+        </w:rPr>
+        <w:t xml:space="preserve"> замещение ошибочных, противоречивых и отсутствующих ответов в процессе редактирования данных другими ответами - значениями показателей. Стратегия проведения </w:t>
+      </w:r>
+      <w:proofErr w:type="spellStart"/>
+      <w:r>
+        <w:rPr>
+          <w:b w:val="0"/>
+          <w:bCs w:val="0"/>
+        </w:rPr>
+        <w:t>импутации</w:t>
+      </w:r>
+      <w:proofErr w:type="spellEnd"/>
+      <w:r>
+        <w:rPr>
+          <w:b w:val="0"/>
+          <w:bCs w:val="0"/>
+        </w:rPr>
+        <w:t xml:space="preserve"> определяется заранее при подготовке методологии проведения статистического наблюдения.</w:t>
+      </w:r>
+    </w:p>
+    <w:p>
+      <w:pPr>
+        <w:pStyle w:val="3"/>
+        <w:rPr>
+          <w:b w:val="0"/>
+          <w:bCs w:val="0"/>
+        </w:rPr>
+      </w:pPr>
+      <w:r>
+        <w:rPr>
+          <w:b w:val="0"/>
+          <w:bCs w:val="0"/>
+        </w:rPr>
+        <w:t>Для количественного признака (</w:t>
+      </w:r>
+      <w:proofErr w:type="spellStart"/>
+      <w:r>
+        <w:rPr>
+          <w:b w:val="0"/>
+          <w:bCs w:val="0"/>
+        </w:rPr>
+        <w:t>sepal</w:t>
+      </w:r>
+      <w:proofErr w:type="spellEnd"/>
+      <w:r>
+        <w:rPr>
+          <w:b w:val="0"/>
+          <w:bCs w:val="0"/>
+        </w:rPr>
+        <w:t xml:space="preserve"> </w:t>
+      </w:r>
+      <w:proofErr w:type="spellStart"/>
+      <w:r>
+        <w:rPr>
+          <w:b w:val="0"/>
+          <w:bCs w:val="0"/>
+        </w:rPr>
+        <w:t>length</w:t>
+      </w:r>
+      <w:proofErr w:type="spellEnd"/>
+      <w:r>
+        <w:rPr>
+          <w:b w:val="0"/>
+          <w:bCs w:val="0"/>
+        </w:rPr>
+        <w:t>) использована стратегия медианы (</w:t>
+      </w:r>
+      <w:proofErr w:type="spellStart"/>
+      <w:r>
+        <w:rPr>
+          <w:b w:val="0"/>
+          <w:bCs w:val="0"/>
+        </w:rPr>
+        <w:t>strategy</w:t>
+      </w:r>
+      <w:proofErr w:type="spellEnd"/>
+      <w:r>
+        <w:rPr>
+          <w:b w:val="0"/>
+          <w:bCs w:val="0"/>
+        </w:rPr>
+        <w:t>='</w:t>
+      </w:r>
+      <w:proofErr w:type="spellStart"/>
+      <w:r>
+        <w:rPr>
+          <w:b w:val="0"/>
+          <w:bCs w:val="0"/>
+        </w:rPr>
+        <w:t>median</w:t>
+      </w:r>
+      <w:proofErr w:type="spellEnd"/>
+      <w:r>
+        <w:rPr>
+          <w:b w:val="0"/>
+          <w:bCs w:val="0"/>
+        </w:rPr>
+        <w:t>').</w:t>
+      </w:r>
+    </w:p>
+    <w:p>
+      <w:pPr>
+        <w:pStyle w:val="3"/>
+      </w:pPr>
+      <w:r>
+        <w:t>Причины выбора:</w:t>
+      </w:r>
+    </w:p>
+    <w:p>
+      <w:pPr>
+        <w:pStyle w:val="3"/>
+        <w:numPr>
+          <w:ilvl w:val="0"/>
+          <w:numId w:val="7"/>
+        </w:numPr>
+        <w:rPr>
+          <w:b w:val="0"/>
+          <w:bCs w:val="0"/>
+        </w:rPr>
+      </w:pPr>
+      <w:r>
+        <w:rPr>
+          <w:b w:val="0"/>
+          <w:bCs w:val="0"/>
+        </w:rPr>
+        <w:t>Медиана устойчива к выбросам</w:t>
+      </w:r>
+    </w:p>
+    <w:p>
+      <w:pPr>
+        <w:pStyle w:val="3"/>
+        <w:numPr>
+          <w:ilvl w:val="0"/>
+          <w:numId w:val="7"/>
+        </w:numPr>
+        <w:rPr>
+          <w:b w:val="0"/>
+          <w:bCs w:val="0"/>
+        </w:rPr>
+      </w:pPr>
+      <w:r>
+        <w:rPr>
+          <w:b w:val="0"/>
+          <w:bCs w:val="0"/>
+        </w:rPr>
+        <w:t>Сохраняет распределение признака</w:t>
+      </w:r>
+    </w:p>
+    <w:p>
+      <w:pPr>
+        <w:pStyle w:val="3"/>
+        <w:numPr>
+          <w:ilvl w:val="0"/>
+          <w:numId w:val="7"/>
+        </w:numPr>
+        <w:rPr>
+          <w:b w:val="0"/>
+          <w:bCs w:val="0"/>
+        </w:rPr>
+      </w:pPr>
+      <w:r>
+        <w:rPr>
+          <w:b w:val="0"/>
+          <w:bCs w:val="0"/>
+        </w:rPr>
+        <w:t>Не искажает статистические свойства данных</w:t>
+      </w:r>
+    </w:p>
+    <w:p>
+      <w:pPr>
+        <w:pStyle w:val="3"/>
+        <w:rPr>
+          <w:b w:val="0"/>
+          <w:bCs w:val="0"/>
+        </w:rPr>
+      </w:pPr>
+      <w:r>
+        <w:rPr>
+          <w:b w:val="0"/>
+          <w:bCs w:val="0"/>
+        </w:rPr>
+        <w:t>Для категориального признака (</w:t>
+      </w:r>
+      <w:proofErr w:type="spellStart"/>
+      <w:r>
+        <w:rPr>
+          <w:b w:val="0"/>
+          <w:bCs w:val="0"/>
+        </w:rPr>
+        <w:t>flower_color</w:t>
+      </w:r>
+      <w:proofErr w:type="spellEnd"/>
+      <w:r>
+        <w:rPr>
+          <w:b w:val="0"/>
+          <w:bCs w:val="0"/>
+        </w:rPr>
+        <w:t>) использован метод замены пустых значений рейтингом моды. Как видим, мода для цвета растений оказалась "</w:t>
+      </w:r>
+      <w:proofErr w:type="spellStart"/>
+      <w:r>
+        <w:rPr>
+          <w:b w:val="0"/>
+          <w:bCs w:val="0"/>
+        </w:rPr>
+        <w:t>red</w:t>
+      </w:r>
+      <w:proofErr w:type="spellEnd"/>
+      <w:r>
+        <w:rPr>
+          <w:b w:val="0"/>
+          <w:bCs w:val="0"/>
+        </w:rPr>
+        <w:t>".</w:t>
+      </w:r>
+    </w:p>
+    <w:p>
+      <w:pPr>
+        <w:pStyle w:val="3"/>
+        <w:rPr>
+          <w:b w:val="0"/>
+          <w:bCs w:val="0"/>
+        </w:rPr>
+      </w:pPr>
+      <w:r>
+        <w:rPr>
+          <w:b w:val="0"/>
+          <w:bCs w:val="0"/>
+        </w:rPr>
+        <w:t>Причины выбора:</w:t>
+      </w:r>
+    </w:p>
+    <w:p>
+      <w:pPr>
+        <w:pStyle w:val="3"/>
+        <w:numPr>
+          <w:ilvl w:val="0"/>
+          <w:numId w:val="13"/>
+        </w:numPr>
+        <w:rPr>
+          <w:b w:val="0"/>
+          <w:bCs w:val="0"/>
+        </w:rPr>
+      </w:pPr>
+      <w:r>
+        <w:rPr>
+          <w:b w:val="0"/>
+          <w:bCs w:val="0"/>
+        </w:rPr>
+        <w:t>Простота реализации</w:t>
+      </w:r>
+    </w:p>
+    <w:p>
+      <w:pPr>
+        <w:pStyle w:val="3"/>
+      </w:pPr>
+      <w:r>
+        <w:lastRenderedPageBreak/>
+        <w:t>Признаки для построения моделей</w:t>
+      </w:r>
+    </w:p>
+    <w:p>
+      <w:pPr>
+        <w:pStyle w:val="3"/>
+      </w:pPr>
+      <w:r>
+        <w:t>Выбранные признаки (</w:t>
+      </w:r>
+      <w:proofErr w:type="spellStart"/>
+      <w:r>
+        <w:t>features</w:t>
+      </w:r>
+      <w:proofErr w:type="spellEnd"/>
+      <w:r>
+        <w:t>):</w:t>
+      </w:r>
+    </w:p>
+    <w:p>
+      <w:pPr>
+        <w:pStyle w:val="3"/>
+        <w:numPr>
+          <w:ilvl w:val="0"/>
+          <w:numId w:val="9"/>
+        </w:numPr>
+        <w:rPr>
+          <w:b w:val="0"/>
+          <w:bCs w:val="0"/>
+        </w:rPr>
+      </w:pPr>
+      <w:proofErr w:type="spellStart"/>
+      <w:r>
+        <w:rPr>
+          <w:b w:val="0"/>
+          <w:bCs w:val="0"/>
+        </w:rPr>
+        <w:t>sepal</w:t>
+      </w:r>
+      <w:proofErr w:type="spellEnd"/>
+      <w:r>
+        <w:rPr>
+          <w:b w:val="0"/>
+          <w:bCs w:val="0"/>
+        </w:rPr>
+        <w:t xml:space="preserve"> </w:t>
+      </w:r>
+      <w:proofErr w:type="spellStart"/>
+      <w:r>
+        <w:rPr>
+          <w:b w:val="0"/>
+          <w:bCs w:val="0"/>
+        </w:rPr>
+        <w:t>length</w:t>
+      </w:r>
+      <w:proofErr w:type="spellEnd"/>
+      <w:r>
+        <w:rPr>
+          <w:b w:val="0"/>
+          <w:bCs w:val="0"/>
+        </w:rPr>
+        <w:t xml:space="preserve"> (</w:t>
+      </w:r>
+      <w:proofErr w:type="spellStart"/>
+      <w:r>
+        <w:rPr>
+          <w:b w:val="0"/>
+          <w:bCs w:val="0"/>
+        </w:rPr>
+        <w:t>cm</w:t>
+      </w:r>
+      <w:proofErr w:type="spellEnd"/>
+      <w:r>
+        <w:rPr>
+          <w:b w:val="0"/>
+          <w:bCs w:val="0"/>
+        </w:rPr>
+        <w:t>) - количественный;</w:t>
+      </w:r>
+    </w:p>
+    <w:p>
+      <w:pPr>
+        <w:pStyle w:val="3"/>
+        <w:numPr>
+          <w:ilvl w:val="0"/>
+          <w:numId w:val="9"/>
+        </w:numPr>
+        <w:rPr>
+          <w:b w:val="0"/>
+          <w:bCs w:val="0"/>
+        </w:rPr>
+      </w:pPr>
+      <w:proofErr w:type="spellStart"/>
+      <w:r>
+        <w:rPr>
+          <w:b w:val="0"/>
+          <w:bCs w:val="0"/>
+        </w:rPr>
+        <w:t>sepal</w:t>
+      </w:r>
+      <w:proofErr w:type="spellEnd"/>
+      <w:r>
+        <w:rPr>
+          <w:b w:val="0"/>
+          <w:bCs w:val="0"/>
+        </w:rPr>
+        <w:t xml:space="preserve"> </w:t>
+      </w:r>
+      <w:proofErr w:type="spellStart"/>
+      <w:r>
+        <w:rPr>
+          <w:b w:val="0"/>
+          <w:bCs w:val="0"/>
+        </w:rPr>
+        <w:t>width</w:t>
+      </w:r>
+      <w:proofErr w:type="spellEnd"/>
+      <w:r>
+        <w:rPr>
+          <w:b w:val="0"/>
+          <w:bCs w:val="0"/>
+        </w:rPr>
+        <w:t xml:space="preserve"> (</w:t>
+      </w:r>
+      <w:proofErr w:type="spellStart"/>
+      <w:r>
+        <w:rPr>
+          <w:b w:val="0"/>
+          <w:bCs w:val="0"/>
+        </w:rPr>
+        <w:t>cm</w:t>
+      </w:r>
+      <w:proofErr w:type="spellEnd"/>
+      <w:r>
+        <w:rPr>
+          <w:b w:val="0"/>
+          <w:bCs w:val="0"/>
+        </w:rPr>
+        <w:t>) - количественный;</w:t>
+      </w:r>
+    </w:p>
+    <w:p>
+      <w:pPr>
+        <w:pStyle w:val="3"/>
+        <w:numPr>
+          <w:ilvl w:val="0"/>
+          <w:numId w:val="9"/>
+        </w:numPr>
+        <w:rPr>
+          <w:b w:val="0"/>
+          <w:bCs w:val="0"/>
+        </w:rPr>
+      </w:pPr>
+      <w:proofErr w:type="spellStart"/>
+      <w:r>
+        <w:rPr>
+          <w:b w:val="0"/>
+          <w:bCs w:val="0"/>
+        </w:rPr>
+        <w:t>petal</w:t>
+      </w:r>
+      <w:proofErr w:type="spellEnd"/>
+      <w:r>
+        <w:rPr>
+          <w:b w:val="0"/>
+          <w:bCs w:val="0"/>
+        </w:rPr>
+        <w:t xml:space="preserve"> </w:t>
+      </w:r>
+      <w:proofErr w:type="spellStart"/>
+      <w:r>
+        <w:rPr>
+          <w:b w:val="0"/>
+          <w:bCs w:val="0"/>
+        </w:rPr>
+        <w:t>length</w:t>
+      </w:r>
+      <w:proofErr w:type="spellEnd"/>
+      <w:r>
+        <w:rPr>
+          <w:b w:val="0"/>
+          <w:bCs w:val="0"/>
+        </w:rPr>
+        <w:t xml:space="preserve"> (</w:t>
+      </w:r>
+      <w:proofErr w:type="spellStart"/>
+      <w:r>
+        <w:rPr>
+          <w:b w:val="0"/>
+          <w:bCs w:val="0"/>
+        </w:rPr>
+        <w:t>cm</w:t>
+      </w:r>
+      <w:proofErr w:type="spellEnd"/>
+      <w:r>
+        <w:rPr>
+          <w:b w:val="0"/>
+          <w:bCs w:val="0"/>
+        </w:rPr>
+        <w:t>) - количественный;</w:t>
+      </w:r>
+    </w:p>
+    <w:p>
+      <w:pPr>
+        <w:pStyle w:val="3"/>
+        <w:numPr>
+          <w:ilvl w:val="0"/>
+          <w:numId w:val="9"/>
+        </w:numPr>
+        <w:rPr>
+          <w:b w:val="0"/>
+          <w:bCs w:val="0"/>
+        </w:rPr>
+      </w:pPr>
+      <w:proofErr w:type="spellStart"/>
+      <w:r>
+        <w:rPr>
+          <w:b w:val="0"/>
+          <w:bCs w:val="0"/>
+        </w:rPr>
+        <w:t>petal</w:t>
+      </w:r>
+      <w:proofErr w:type="spellEnd"/>
+      <w:r>
+        <w:rPr>
+          <w:b w:val="0"/>
+          <w:bCs w:val="0"/>
+        </w:rPr>
+        <w:t xml:space="preserve"> </w:t>
+      </w:r>
+      <w:proofErr w:type="spellStart"/>
+      <w:r>
+        <w:rPr>
+          <w:b w:val="0"/>
+          <w:bCs w:val="0"/>
+        </w:rPr>
+        <w:t>width</w:t>
+      </w:r>
+      <w:proofErr w:type="spellEnd"/>
+      <w:r>
+        <w:rPr>
+          <w:b w:val="0"/>
+          <w:bCs w:val="0"/>
+        </w:rPr>
+        <w:t xml:space="preserve"> (</w:t>
+      </w:r>
+      <w:proofErr w:type="spellStart"/>
+      <w:r>
+        <w:rPr>
+          <w:b w:val="0"/>
+          <w:bCs w:val="0"/>
+        </w:rPr>
+        <w:t>cm</w:t>
+      </w:r>
+      <w:proofErr w:type="spellEnd"/>
+      <w:r>
+        <w:rPr>
+          <w:b w:val="0"/>
+          <w:bCs w:val="0"/>
+        </w:rPr>
+        <w:t>) - количественный;</w:t>
+      </w:r>
+    </w:p>
+    <w:p>
+      <w:pPr>
+        <w:pStyle w:val="3"/>
+      </w:pPr>
+      <w:r>
+        <w:t>Целевой признак:</w:t>
+      </w:r>
+    </w:p>
+    <w:p>
+      <w:pPr>
+        <w:pStyle w:val="3"/>
+        <w:numPr>
+          <w:ilvl w:val="0"/>
+          <w:numId w:val="10"/>
+        </w:numPr>
+        <w:rPr>
+          <w:b w:val="0"/>
+          <w:bCs w:val="0"/>
+        </w:rPr>
+      </w:pPr>
+      <w:proofErr w:type="spellStart"/>
+      <w:r>
+        <w:rPr>
+          <w:b w:val="0"/>
+          <w:bCs w:val="0"/>
+        </w:rPr>
+        <w:t>class_enc</w:t>
+      </w:r>
+      <w:proofErr w:type="spellEnd"/>
+      <w:r>
+        <w:rPr>
+          <w:b w:val="0"/>
+          <w:bCs w:val="0"/>
+        </w:rPr>
+        <w:t xml:space="preserve"> - категориальный, приведенный к норм. виду.</w:t>
+      </w:r>
+    </w:p>
+    <w:p>
+      <w:pPr>
+        <w:pStyle w:val="3"/>
+      </w:pPr>
+      <w:r>
+        <w:t xml:space="preserve">Все оригинальные признаки из датасета </w:t>
+      </w:r>
+      <w:proofErr w:type="spellStart"/>
+      <w:r>
+        <w:t>Iris</w:t>
+      </w:r>
+      <w:proofErr w:type="spellEnd"/>
+      <w:r>
+        <w:t>:</w:t>
+      </w:r>
+    </w:p>
+    <w:p>
+      <w:pPr>
+        <w:pStyle w:val="3"/>
+        <w:rPr>
+          <w:b w:val="0"/>
+          <w:bCs w:val="0"/>
+        </w:rPr>
+      </w:pPr>
+      <w:r>
+        <w:rPr>
+          <w:b w:val="0"/>
+          <w:bCs w:val="0"/>
+        </w:rPr>
+        <w:t>Эти признаки исторически показывают хорошую разделимость классов:</w:t>
+      </w:r>
+    </w:p>
+    <w:p>
+      <w:pPr>
+        <w:pStyle w:val="3"/>
+        <w:numPr>
+          <w:ilvl w:val="0"/>
+          <w:numId w:val="11"/>
+        </w:numPr>
+        <w:rPr>
+          <w:b w:val="0"/>
+          <w:bCs w:val="0"/>
+        </w:rPr>
+      </w:pPr>
+      <w:r>
+        <w:rPr>
+          <w:b w:val="0"/>
+          <w:bCs w:val="0"/>
+        </w:rPr>
+        <w:t>Содержат информацию о размерах цветка, что напрямую связано с видом ириса</w:t>
+      </w:r>
+    </w:p>
+    <w:p>
+      <w:pPr>
+        <w:pStyle w:val="3"/>
+        <w:numPr>
+          <w:ilvl w:val="0"/>
+          <w:numId w:val="11"/>
+        </w:numPr>
+        <w:rPr>
+          <w:b w:val="0"/>
+          <w:bCs w:val="0"/>
+        </w:rPr>
+      </w:pPr>
+      <w:r>
+        <w:rPr>
+          <w:b w:val="0"/>
+          <w:bCs w:val="0"/>
+        </w:rPr>
+        <w:t>Имеют высокую корреляцию с целевой переменной</w:t>
+      </w:r>
+    </w:p>
+    <w:p>
+      <w:pPr>
+        <w:pStyle w:val="3"/>
+        <w:rPr>
+          <w:b w:val="0"/>
+          <w:bCs w:val="0"/>
+        </w:rPr>
+      </w:pPr>
+      <w:r>
+        <w:rPr>
+          <w:b w:val="0"/>
+          <w:bCs w:val="0"/>
+        </w:rPr>
+        <w:t>Искусственный категориальный признак (</w:t>
+      </w:r>
+      <w:proofErr w:type="spellStart"/>
+      <w:r>
+        <w:rPr>
+          <w:b w:val="0"/>
+          <w:bCs w:val="0"/>
+        </w:rPr>
+        <w:t>flower_color</w:t>
+      </w:r>
+      <w:proofErr w:type="spellEnd"/>
+      <w:r>
+        <w:rPr>
+          <w:b w:val="0"/>
+          <w:bCs w:val="0"/>
+        </w:rPr>
+        <w:t>) добавлен для демонстрации работы с разными типами данных, его использование в моделях нельзя назвать целесообразным.</w:t>
+      </w:r>
+    </w:p>
+    <w:p>
+      <w:pPr>
+        <w:pStyle w:val="3"/>
+        <w:rPr>
+          <w:b w:val="0"/>
+          <w:bCs w:val="0"/>
+        </w:rPr>
+      </w:pPr>
+      <w:r>
+        <w:rPr>
+          <w:b w:val="0"/>
+          <w:bCs w:val="0"/>
+        </w:rPr>
+        <w:t>Исключены:</w:t>
+      </w:r>
+    </w:p>
+    <w:p>
+      <w:pPr>
+        <w:pStyle w:val="3"/>
+        <w:numPr>
+          <w:ilvl w:val="0"/>
+          <w:numId w:val="12"/>
+        </w:numPr>
+        <w:rPr>
+          <w:b w:val="0"/>
+          <w:bCs w:val="0"/>
+        </w:rPr>
+      </w:pPr>
+      <w:r>
+        <w:rPr>
+          <w:b w:val="0"/>
+          <w:bCs w:val="0"/>
+        </w:rPr>
+        <w:t>Необработанные категориальные признаки (требуют кодирования)</w:t>
+      </w:r>
+    </w:p>
+    <w:p>
+      <w:pPr>
+        <w:pStyle w:val="3"/>
+        <w:numPr>
+          <w:ilvl w:val="0"/>
+          <w:numId w:val="12"/>
+        </w:numPr>
+        <w:rPr>
+          <w:b w:val="0"/>
+          <w:bCs w:val="0"/>
+        </w:rPr>
+      </w:pPr>
+      <w:r>
+        <w:rPr>
+          <w:b w:val="0"/>
+          <w:bCs w:val="0"/>
+        </w:rPr>
+        <w:t>Признаки с низкой вариативностью</w:t>
+      </w:r>
+    </w:p>
+    <w:p>
+      <w:pPr>
+        <w:pStyle w:val="3"/>
+        <w:numPr>
+          <w:ilvl w:val="0"/>
+          <w:numId w:val="12"/>
+        </w:numPr>
+        <w:rPr>
+          <w:b w:val="0"/>
+          <w:bCs w:val="0"/>
+        </w:rPr>
+      </w:pPr>
+      <w:r>
+        <w:rPr>
+          <w:b w:val="0"/>
+          <w:bCs w:val="0"/>
+        </w:rPr>
+        <w:t>Признаки с высокой корреляцией между собой</w:t>
+      </w:r>
+    </w:p>
+    <w:p>
+      <w:pPr>
+        <w:pStyle w:val="3"/>
         <w:rPr>
           <w:rStyle w:val="a6"/>
           <w:b/>
@@ -1524,874 +2314,7 @@
           <w:sz w:val="28"/>
           <w:szCs w:val="28"/>
         </w:rPr>
-        <w:t>Ответы на вопросы</w:t>
-      </w:r>
-    </w:p>
-    <w:p>
-      <w:pPr>
-        <w:pStyle w:val="3"/>
-      </w:pPr>
-      <w:r>
-        <w:t>Способы обработки пропусков</w:t>
-      </w:r>
-    </w:p>
-    <w:p>
-      <w:pPr>
-        <w:pStyle w:val="3"/>
-        <w:rPr>
-          <w:b w:val="0"/>
-          <w:bCs w:val="0"/>
-        </w:rPr>
-      </w:pPr>
-      <w:r>
-        <w:rPr>
-          <w:b w:val="0"/>
-          <w:bCs w:val="0"/>
-        </w:rPr>
-        <w:t xml:space="preserve">Для качественного и количественного признаков была </w:t>
-      </w:r>
-      <w:proofErr w:type="spellStart"/>
-      <w:r>
-        <w:rPr>
-          <w:b w:val="0"/>
-          <w:bCs w:val="0"/>
-        </w:rPr>
-        <w:t>исользована</w:t>
-      </w:r>
-      <w:proofErr w:type="spellEnd"/>
-      <w:r>
-        <w:rPr>
-          <w:b w:val="0"/>
-          <w:bCs w:val="0"/>
-        </w:rPr>
-        <w:t xml:space="preserve"> методика </w:t>
-      </w:r>
-      <w:proofErr w:type="spellStart"/>
-      <w:r>
-        <w:rPr>
-          <w:b w:val="0"/>
-          <w:bCs w:val="0"/>
-        </w:rPr>
-        <w:t>импутации</w:t>
-      </w:r>
-      <w:proofErr w:type="spellEnd"/>
-      <w:r>
-        <w:rPr>
-          <w:b w:val="0"/>
-          <w:bCs w:val="0"/>
-        </w:rPr>
-        <w:t xml:space="preserve"> данных - "внедрения значений".</w:t>
-      </w:r>
-    </w:p>
-    <w:p>
-      <w:pPr>
-        <w:pStyle w:val="3"/>
-        <w:rPr>
-          <w:b w:val="0"/>
-          <w:bCs w:val="0"/>
-        </w:rPr>
-      </w:pPr>
-      <w:r>
-        <w:rPr>
-          <w:b w:val="0"/>
-          <w:bCs w:val="0"/>
-        </w:rPr>
-        <w:t xml:space="preserve">Процесс </w:t>
-      </w:r>
-      <w:proofErr w:type="spellStart"/>
-      <w:r>
-        <w:rPr>
-          <w:b w:val="0"/>
-          <w:bCs w:val="0"/>
-        </w:rPr>
-        <w:t>импутации</w:t>
-      </w:r>
-      <w:proofErr w:type="spellEnd"/>
-      <w:r>
-        <w:rPr>
-          <w:b w:val="0"/>
-          <w:bCs w:val="0"/>
-        </w:rPr>
-        <w:t xml:space="preserve"> </w:t>
-      </w:r>
-      <w:proofErr w:type="gramStart"/>
-      <w:r>
-        <w:rPr>
-          <w:b w:val="0"/>
-          <w:bCs w:val="0"/>
-        </w:rPr>
-        <w:t>- это</w:t>
-      </w:r>
-      <w:proofErr w:type="gramEnd"/>
-      <w:r>
-        <w:rPr>
-          <w:b w:val="0"/>
-          <w:bCs w:val="0"/>
-        </w:rPr>
-        <w:t xml:space="preserve"> замещение ошибочных, противоречивых и отсутствующих ответов в процессе редактирования данных другими ответами - значениями показателей. Стратегия проведения </w:t>
-      </w:r>
-      <w:proofErr w:type="spellStart"/>
-      <w:r>
-        <w:rPr>
-          <w:b w:val="0"/>
-          <w:bCs w:val="0"/>
-        </w:rPr>
-        <w:t>импутации</w:t>
-      </w:r>
-      <w:proofErr w:type="spellEnd"/>
-      <w:r>
-        <w:rPr>
-          <w:b w:val="0"/>
-          <w:bCs w:val="0"/>
-        </w:rPr>
-        <w:t xml:space="preserve"> определяется заранее при подготовке методологии проведения статистического наблюдения.</w:t>
-      </w:r>
-    </w:p>
-    <w:p>
-      <w:pPr>
-        <w:pStyle w:val="3"/>
-        <w:rPr>
-          <w:b w:val="0"/>
-          <w:bCs w:val="0"/>
-        </w:rPr>
-      </w:pPr>
-      <w:r>
-        <w:rPr>
-          <w:b w:val="0"/>
-          <w:bCs w:val="0"/>
-        </w:rPr>
-        <w:t>Для количественного признака (</w:t>
-      </w:r>
-      <w:proofErr w:type="spellStart"/>
-      <w:r>
-        <w:rPr>
-          <w:b w:val="0"/>
-          <w:bCs w:val="0"/>
-        </w:rPr>
-        <w:t>sepal</w:t>
-      </w:r>
-      <w:proofErr w:type="spellEnd"/>
-      <w:r>
-        <w:rPr>
-          <w:b w:val="0"/>
-          <w:bCs w:val="0"/>
-        </w:rPr>
-        <w:t xml:space="preserve"> </w:t>
-      </w:r>
-      <w:proofErr w:type="spellStart"/>
-      <w:r>
-        <w:rPr>
-          <w:b w:val="0"/>
-          <w:bCs w:val="0"/>
-        </w:rPr>
-        <w:t>length</w:t>
-      </w:r>
-      <w:proofErr w:type="spellEnd"/>
-      <w:r>
-        <w:rPr>
-          <w:b w:val="0"/>
-          <w:bCs w:val="0"/>
-        </w:rPr>
-        <w:t>) использована стратегия медианы (</w:t>
-      </w:r>
-      <w:proofErr w:type="spellStart"/>
-      <w:r>
-        <w:rPr>
-          <w:b w:val="0"/>
-          <w:bCs w:val="0"/>
-        </w:rPr>
-        <w:t>strategy</w:t>
-      </w:r>
-      <w:proofErr w:type="spellEnd"/>
-      <w:r>
-        <w:rPr>
-          <w:b w:val="0"/>
-          <w:bCs w:val="0"/>
-        </w:rPr>
-        <w:t>='</w:t>
-      </w:r>
-      <w:proofErr w:type="spellStart"/>
-      <w:r>
-        <w:rPr>
-          <w:b w:val="0"/>
-          <w:bCs w:val="0"/>
-        </w:rPr>
-        <w:t>median</w:t>
-      </w:r>
-      <w:proofErr w:type="spellEnd"/>
-      <w:r>
-        <w:rPr>
-          <w:b w:val="0"/>
-          <w:bCs w:val="0"/>
-        </w:rPr>
-        <w:t>').</w:t>
-      </w:r>
-    </w:p>
-    <w:p>
-      <w:pPr>
-        <w:pStyle w:val="3"/>
-      </w:pPr>
-      <w:r>
-        <w:lastRenderedPageBreak/>
-        <w:t>Причины выбора:</w:t>
-      </w:r>
-    </w:p>
-    <w:p>
-      <w:pPr>
-        <w:pStyle w:val="3"/>
-        <w:numPr>
-          <w:ilvl w:val="0"/>
-          <w:numId w:val="7"/>
-        </w:numPr>
-        <w:rPr>
-          <w:b w:val="0"/>
-          <w:bCs w:val="0"/>
-        </w:rPr>
-      </w:pPr>
-      <w:r>
-        <w:rPr>
-          <w:b w:val="0"/>
-          <w:bCs w:val="0"/>
-        </w:rPr>
-        <w:t>Медиана устойчива к выбросам</w:t>
-      </w:r>
-    </w:p>
-    <w:p>
-      <w:pPr>
-        <w:pStyle w:val="3"/>
-        <w:numPr>
-          <w:ilvl w:val="0"/>
-          <w:numId w:val="7"/>
-        </w:numPr>
-        <w:rPr>
-          <w:b w:val="0"/>
-          <w:bCs w:val="0"/>
-        </w:rPr>
-      </w:pPr>
-      <w:r>
-        <w:rPr>
-          <w:b w:val="0"/>
-          <w:bCs w:val="0"/>
-        </w:rPr>
-        <w:t>Сохраняет распределение признака</w:t>
-      </w:r>
-    </w:p>
-    <w:p>
-      <w:pPr>
-        <w:pStyle w:val="3"/>
-        <w:numPr>
-          <w:ilvl w:val="0"/>
-          <w:numId w:val="7"/>
-        </w:numPr>
-        <w:rPr>
-          <w:b w:val="0"/>
-          <w:bCs w:val="0"/>
-        </w:rPr>
-      </w:pPr>
-      <w:r>
-        <w:rPr>
-          <w:b w:val="0"/>
-          <w:bCs w:val="0"/>
-        </w:rPr>
-        <w:t>Не искажает статистические свойства данных</w:t>
-      </w:r>
-    </w:p>
-    <w:p>
-      <w:pPr>
-        <w:pStyle w:val="3"/>
-        <w:rPr>
-          <w:b w:val="0"/>
-          <w:bCs w:val="0"/>
-        </w:rPr>
-      </w:pPr>
-      <w:r>
-        <w:rPr>
-          <w:b w:val="0"/>
-          <w:bCs w:val="0"/>
-        </w:rPr>
-        <w:t>Для категориального признака (</w:t>
-      </w:r>
-      <w:proofErr w:type="spellStart"/>
-      <w:r>
-        <w:rPr>
-          <w:b w:val="0"/>
-          <w:bCs w:val="0"/>
-        </w:rPr>
-        <w:t>flower_color</w:t>
-      </w:r>
-      <w:proofErr w:type="spellEnd"/>
-      <w:r>
-        <w:rPr>
-          <w:b w:val="0"/>
-          <w:bCs w:val="0"/>
-        </w:rPr>
-        <w:t>) использована стратегия наиболее частого значения (</w:t>
-      </w:r>
-      <w:proofErr w:type="spellStart"/>
-      <w:r>
-        <w:rPr>
-          <w:b w:val="0"/>
-          <w:bCs w:val="0"/>
-        </w:rPr>
-        <w:t>strategy</w:t>
-      </w:r>
-      <w:proofErr w:type="spellEnd"/>
-      <w:r>
-        <w:rPr>
-          <w:b w:val="0"/>
-          <w:bCs w:val="0"/>
-        </w:rPr>
-        <w:t>='</w:t>
-      </w:r>
-      <w:proofErr w:type="spellStart"/>
-      <w:r>
-        <w:rPr>
-          <w:b w:val="0"/>
-          <w:bCs w:val="0"/>
-        </w:rPr>
-        <w:t>most_frequent</w:t>
-      </w:r>
-      <w:proofErr w:type="spellEnd"/>
-      <w:r>
-        <w:rPr>
-          <w:b w:val="0"/>
-          <w:bCs w:val="0"/>
-        </w:rPr>
-        <w:t>').</w:t>
-      </w:r>
-    </w:p>
-    <w:p>
-      <w:pPr>
-        <w:pStyle w:val="3"/>
-      </w:pPr>
-      <w:r>
-        <w:t>Причины выбора:</w:t>
-      </w:r>
-    </w:p>
-    <w:p>
-      <w:pPr>
-        <w:pStyle w:val="3"/>
-        <w:numPr>
-          <w:ilvl w:val="0"/>
-          <w:numId w:val="8"/>
-        </w:numPr>
-        <w:rPr>
-          <w:b w:val="0"/>
-          <w:bCs w:val="0"/>
-        </w:rPr>
-      </w:pPr>
-      <w:r>
-        <w:rPr>
-          <w:b w:val="0"/>
-          <w:bCs w:val="0"/>
-        </w:rPr>
-        <w:t>Простота реализации</w:t>
-      </w:r>
-    </w:p>
-    <w:p>
-      <w:pPr>
-        <w:pStyle w:val="3"/>
-        <w:numPr>
-          <w:ilvl w:val="0"/>
-          <w:numId w:val="8"/>
-        </w:numPr>
-        <w:rPr>
-          <w:b w:val="0"/>
-          <w:bCs w:val="0"/>
-        </w:rPr>
-      </w:pPr>
-      <w:r>
-        <w:rPr>
-          <w:b w:val="0"/>
-          <w:bCs w:val="0"/>
-        </w:rPr>
-        <w:t>Минимальное искажение данных</w:t>
-      </w:r>
-    </w:p>
-    <w:p>
-      <w:pPr>
-        <w:pStyle w:val="3"/>
-      </w:pPr>
-      <w:r>
-        <w:t>Признаки для построения моделей</w:t>
-      </w:r>
-    </w:p>
-    <w:p>
-      <w:pPr>
-        <w:pStyle w:val="3"/>
-      </w:pPr>
-      <w:r>
-        <w:t>Выбранные признаки (</w:t>
-      </w:r>
-      <w:proofErr w:type="spellStart"/>
-      <w:r>
-        <w:t>features</w:t>
-      </w:r>
-      <w:proofErr w:type="spellEnd"/>
-      <w:r>
-        <w:t>):</w:t>
-      </w:r>
-    </w:p>
-    <w:p>
-      <w:pPr>
-        <w:pStyle w:val="3"/>
-        <w:numPr>
-          <w:ilvl w:val="0"/>
-          <w:numId w:val="9"/>
-        </w:numPr>
-        <w:rPr>
-          <w:b w:val="0"/>
-          <w:bCs w:val="0"/>
-        </w:rPr>
-      </w:pPr>
-      <w:proofErr w:type="spellStart"/>
-      <w:r>
-        <w:rPr>
-          <w:b w:val="0"/>
-          <w:bCs w:val="0"/>
-        </w:rPr>
-        <w:t>sepal</w:t>
-      </w:r>
-      <w:proofErr w:type="spellEnd"/>
-      <w:r>
-        <w:rPr>
-          <w:b w:val="0"/>
-          <w:bCs w:val="0"/>
-        </w:rPr>
-        <w:t xml:space="preserve"> </w:t>
-      </w:r>
-      <w:proofErr w:type="spellStart"/>
-      <w:r>
-        <w:rPr>
-          <w:b w:val="0"/>
-          <w:bCs w:val="0"/>
-        </w:rPr>
-        <w:t>length</w:t>
-      </w:r>
-      <w:proofErr w:type="spellEnd"/>
-      <w:r>
-        <w:rPr>
-          <w:b w:val="0"/>
-          <w:bCs w:val="0"/>
-        </w:rPr>
-        <w:t xml:space="preserve"> (</w:t>
-      </w:r>
-      <w:proofErr w:type="spellStart"/>
-      <w:r>
-        <w:rPr>
-          <w:b w:val="0"/>
-          <w:bCs w:val="0"/>
-        </w:rPr>
-        <w:t>cm</w:t>
-      </w:r>
-      <w:proofErr w:type="spellEnd"/>
-      <w:r>
-        <w:rPr>
-          <w:b w:val="0"/>
-          <w:bCs w:val="0"/>
-        </w:rPr>
-        <w:t>) - количественный;</w:t>
-      </w:r>
-    </w:p>
-    <w:p>
-      <w:pPr>
-        <w:pStyle w:val="3"/>
-        <w:numPr>
-          <w:ilvl w:val="0"/>
-          <w:numId w:val="9"/>
-        </w:numPr>
-        <w:rPr>
-          <w:b w:val="0"/>
-          <w:bCs w:val="0"/>
-        </w:rPr>
-      </w:pPr>
-      <w:proofErr w:type="spellStart"/>
-      <w:r>
-        <w:rPr>
-          <w:b w:val="0"/>
-          <w:bCs w:val="0"/>
-        </w:rPr>
-        <w:t>sepal</w:t>
-      </w:r>
-      <w:proofErr w:type="spellEnd"/>
-      <w:r>
-        <w:rPr>
-          <w:b w:val="0"/>
-          <w:bCs w:val="0"/>
-        </w:rPr>
-        <w:t xml:space="preserve"> </w:t>
-      </w:r>
-      <w:proofErr w:type="spellStart"/>
-      <w:r>
-        <w:rPr>
-          <w:b w:val="0"/>
-          <w:bCs w:val="0"/>
-        </w:rPr>
-        <w:t>width</w:t>
-      </w:r>
-      <w:proofErr w:type="spellEnd"/>
-      <w:r>
-        <w:rPr>
-          <w:b w:val="0"/>
-          <w:bCs w:val="0"/>
-        </w:rPr>
-        <w:t xml:space="preserve"> (</w:t>
-      </w:r>
-      <w:proofErr w:type="spellStart"/>
-      <w:r>
-        <w:rPr>
-          <w:b w:val="0"/>
-          <w:bCs w:val="0"/>
-        </w:rPr>
-        <w:t>cm</w:t>
-      </w:r>
-      <w:proofErr w:type="spellEnd"/>
-      <w:r>
-        <w:rPr>
-          <w:b w:val="0"/>
-          <w:bCs w:val="0"/>
-        </w:rPr>
-        <w:t>) - количественный;</w:t>
-      </w:r>
-    </w:p>
-    <w:p>
-      <w:pPr>
-        <w:pStyle w:val="3"/>
-        <w:numPr>
-          <w:ilvl w:val="0"/>
-          <w:numId w:val="9"/>
-        </w:numPr>
-        <w:rPr>
-          <w:b w:val="0"/>
-          <w:bCs w:val="0"/>
-        </w:rPr>
-      </w:pPr>
-      <w:proofErr w:type="spellStart"/>
-      <w:r>
-        <w:rPr>
-          <w:b w:val="0"/>
-          <w:bCs w:val="0"/>
-        </w:rPr>
-        <w:t>petal</w:t>
-      </w:r>
-      <w:proofErr w:type="spellEnd"/>
-      <w:r>
-        <w:rPr>
-          <w:b w:val="0"/>
-          <w:bCs w:val="0"/>
-        </w:rPr>
-        <w:t xml:space="preserve"> </w:t>
-      </w:r>
-      <w:proofErr w:type="spellStart"/>
-      <w:r>
-        <w:rPr>
-          <w:b w:val="0"/>
-          <w:bCs w:val="0"/>
-        </w:rPr>
-        <w:t>length</w:t>
-      </w:r>
-      <w:proofErr w:type="spellEnd"/>
-      <w:r>
-        <w:rPr>
-          <w:b w:val="0"/>
-          <w:bCs w:val="0"/>
-        </w:rPr>
-        <w:t xml:space="preserve"> (</w:t>
-      </w:r>
-      <w:proofErr w:type="spellStart"/>
-      <w:r>
-        <w:rPr>
-          <w:b w:val="0"/>
-          <w:bCs w:val="0"/>
-        </w:rPr>
-        <w:t>cm</w:t>
-      </w:r>
-      <w:proofErr w:type="spellEnd"/>
-      <w:r>
-        <w:rPr>
-          <w:b w:val="0"/>
-          <w:bCs w:val="0"/>
-        </w:rPr>
-        <w:t>) - количественный;</w:t>
-      </w:r>
-    </w:p>
-    <w:p>
-      <w:pPr>
-        <w:pStyle w:val="3"/>
-        <w:numPr>
-          <w:ilvl w:val="0"/>
-          <w:numId w:val="9"/>
-        </w:numPr>
-        <w:rPr>
-          <w:b w:val="0"/>
-          <w:bCs w:val="0"/>
-        </w:rPr>
-      </w:pPr>
-      <w:proofErr w:type="spellStart"/>
-      <w:r>
-        <w:rPr>
-          <w:b w:val="0"/>
-          <w:bCs w:val="0"/>
-        </w:rPr>
-        <w:t>petal</w:t>
-      </w:r>
-      <w:proofErr w:type="spellEnd"/>
-      <w:r>
-        <w:rPr>
-          <w:b w:val="0"/>
-          <w:bCs w:val="0"/>
-        </w:rPr>
-        <w:t xml:space="preserve"> </w:t>
-      </w:r>
-      <w:proofErr w:type="spellStart"/>
-      <w:r>
-        <w:rPr>
-          <w:b w:val="0"/>
-          <w:bCs w:val="0"/>
-        </w:rPr>
-        <w:t>width</w:t>
-      </w:r>
-      <w:proofErr w:type="spellEnd"/>
-      <w:r>
-        <w:rPr>
-          <w:b w:val="0"/>
-          <w:bCs w:val="0"/>
-        </w:rPr>
-        <w:t xml:space="preserve"> (</w:t>
-      </w:r>
-      <w:proofErr w:type="spellStart"/>
-      <w:r>
-        <w:rPr>
-          <w:b w:val="0"/>
-          <w:bCs w:val="0"/>
-        </w:rPr>
-        <w:t>cm</w:t>
-      </w:r>
-      <w:proofErr w:type="spellEnd"/>
-      <w:r>
-        <w:rPr>
-          <w:b w:val="0"/>
-          <w:bCs w:val="0"/>
-        </w:rPr>
-        <w:t>) - количественный;</w:t>
-      </w:r>
-    </w:p>
-    <w:p>
-      <w:pPr>
-        <w:pStyle w:val="3"/>
-      </w:pPr>
-      <w:r>
-        <w:t>Целевой признак:</w:t>
-      </w:r>
-    </w:p>
-    <w:p>
-      <w:pPr>
-        <w:pStyle w:val="3"/>
-        <w:numPr>
-          <w:ilvl w:val="0"/>
-          <w:numId w:val="10"/>
-        </w:numPr>
-        <w:rPr>
-          <w:b w:val="0"/>
-          <w:bCs w:val="0"/>
-        </w:rPr>
-      </w:pPr>
-      <w:proofErr w:type="spellStart"/>
-      <w:r>
-        <w:rPr>
-          <w:b w:val="0"/>
-          <w:bCs w:val="0"/>
-        </w:rPr>
-        <w:t>class_enc</w:t>
-      </w:r>
-      <w:proofErr w:type="spellEnd"/>
-      <w:r>
-        <w:rPr>
-          <w:b w:val="0"/>
-          <w:bCs w:val="0"/>
-        </w:rPr>
-        <w:t xml:space="preserve"> - категориальный, приведенный к норм. виду.</w:t>
-      </w:r>
-    </w:p>
-    <w:p>
-      <w:pPr>
-        <w:pStyle w:val="3"/>
-      </w:pPr>
-      <w:r>
-        <w:t xml:space="preserve">Все оригинальные признаки из датасета </w:t>
-      </w:r>
-      <w:proofErr w:type="spellStart"/>
-      <w:r>
-        <w:t>Iris</w:t>
-      </w:r>
-      <w:proofErr w:type="spellEnd"/>
-      <w:r>
-        <w:t>:</w:t>
-      </w:r>
-    </w:p>
-    <w:p>
-      <w:pPr>
-        <w:pStyle w:val="3"/>
-        <w:rPr>
-          <w:b w:val="0"/>
-          <w:bCs w:val="0"/>
-        </w:rPr>
-      </w:pPr>
-      <w:r>
-        <w:rPr>
-          <w:b w:val="0"/>
-          <w:bCs w:val="0"/>
-        </w:rPr>
-        <w:t>Эти признаки исторически показывают хорошую разделимость классов:</w:t>
-      </w:r>
-    </w:p>
-    <w:p>
-      <w:pPr>
-        <w:pStyle w:val="3"/>
-        <w:numPr>
-          <w:ilvl w:val="0"/>
-          <w:numId w:val="11"/>
-        </w:numPr>
-        <w:rPr>
-          <w:b w:val="0"/>
-          <w:bCs w:val="0"/>
-        </w:rPr>
-      </w:pPr>
-      <w:r>
-        <w:rPr>
-          <w:b w:val="0"/>
-          <w:bCs w:val="0"/>
-        </w:rPr>
-        <w:t>Содержат информацию о размерах цветка, что напрямую связано с видом ириса</w:t>
-      </w:r>
-    </w:p>
-    <w:p>
-      <w:pPr>
-        <w:pStyle w:val="3"/>
-        <w:numPr>
-          <w:ilvl w:val="0"/>
-          <w:numId w:val="11"/>
-        </w:numPr>
-        <w:rPr>
-          <w:b w:val="0"/>
-          <w:bCs w:val="0"/>
-        </w:rPr>
-      </w:pPr>
-      <w:r>
-        <w:rPr>
-          <w:b w:val="0"/>
-          <w:bCs w:val="0"/>
-        </w:rPr>
-        <w:t>Имеют высокую корреляцию с целевой переменной</w:t>
-      </w:r>
-    </w:p>
-    <w:p>
-      <w:pPr>
-        <w:pStyle w:val="3"/>
-        <w:rPr>
-          <w:b w:val="0"/>
-          <w:bCs w:val="0"/>
-        </w:rPr>
-      </w:pPr>
-      <w:r>
-        <w:rPr>
-          <w:b w:val="0"/>
-          <w:bCs w:val="0"/>
-        </w:rPr>
-        <w:t>Искусственный категориальный признак (</w:t>
-      </w:r>
-      <w:proofErr w:type="spellStart"/>
-      <w:r>
-        <w:rPr>
-          <w:b w:val="0"/>
-          <w:bCs w:val="0"/>
-        </w:rPr>
-        <w:t>flower_color</w:t>
-      </w:r>
-      <w:proofErr w:type="spellEnd"/>
-      <w:r>
-        <w:rPr>
-          <w:b w:val="0"/>
-          <w:bCs w:val="0"/>
-        </w:rPr>
-        <w:t>) добавлен для демонстрации работы с разными типами данных, его использование в моделях нельзя назвать целесообразным.</w:t>
-      </w:r>
-    </w:p>
-    <w:p>
-      <w:pPr>
-        <w:pStyle w:val="3"/>
-        <w:rPr>
-          <w:b w:val="0"/>
-          <w:bCs w:val="0"/>
-        </w:rPr>
-      </w:pPr>
-      <w:r>
-        <w:rPr>
-          <w:b w:val="0"/>
-          <w:bCs w:val="0"/>
-        </w:rPr>
-        <w:t>Исключены:</w:t>
-      </w:r>
-    </w:p>
-    <w:p>
-      <w:pPr>
-        <w:pStyle w:val="3"/>
-        <w:numPr>
-          <w:ilvl w:val="0"/>
-          <w:numId w:val="12"/>
-        </w:numPr>
-        <w:rPr>
-          <w:b w:val="0"/>
-          <w:bCs w:val="0"/>
-        </w:rPr>
-      </w:pPr>
-      <w:r>
-        <w:rPr>
-          <w:b w:val="0"/>
-          <w:bCs w:val="0"/>
-        </w:rPr>
-        <w:t>Необработанные категориальные признаки (требуют кодирования)</w:t>
-      </w:r>
-    </w:p>
-    <w:p>
-      <w:pPr>
-        <w:pStyle w:val="3"/>
-        <w:numPr>
-          <w:ilvl w:val="0"/>
-          <w:numId w:val="12"/>
-        </w:numPr>
-        <w:rPr>
-          <w:b w:val="0"/>
-          <w:bCs w:val="0"/>
-        </w:rPr>
-      </w:pPr>
-      <w:r>
-        <w:rPr>
-          <w:b w:val="0"/>
-          <w:bCs w:val="0"/>
-        </w:rPr>
-        <w:t>Признаки с низкой вариативностью</w:t>
-      </w:r>
-    </w:p>
-    <w:p>
-      <w:pPr>
-        <w:pStyle w:val="3"/>
-        <w:numPr>
-          <w:ilvl w:val="0"/>
-          <w:numId w:val="12"/>
-        </w:numPr>
-        <w:rPr>
-          <w:b w:val="0"/>
-          <w:bCs w:val="0"/>
-        </w:rPr>
-      </w:pPr>
-      <w:r>
-        <w:rPr>
-          <w:b w:val="0"/>
-          <w:bCs w:val="0"/>
-        </w:rPr>
-        <w:t>Признаки с высокой корреляцией между собой</w:t>
-      </w:r>
+      </w:pPr>
     </w:p>
     <w:p>
       <w:pPr>
@@ -2409,22 +2332,20 @@
       <w:pPr>
         <w:pStyle w:val="3"/>
         <w:rPr>
+          <w:sz w:val="28"/>
+          <w:szCs w:val="28"/>
+        </w:rPr>
+      </w:pPr>
+      <w:r>
+        <w:rPr>
           <w:rStyle w:val="a6"/>
           <w:b/>
           <w:bCs/>
           <w:sz w:val="28"/>
           <w:szCs w:val="28"/>
         </w:rPr>
-      </w:pPr>
-    </w:p>
-    <w:p>
-      <w:pPr>
-        <w:pStyle w:val="3"/>
-        <w:rPr>
-          <w:sz w:val="28"/>
-          <w:szCs w:val="28"/>
-        </w:rPr>
-      </w:pPr>
+        <w:t>5</w:t>
+      </w:r>
       <w:r>
         <w:rPr>
           <w:rStyle w:val="a6"/>
@@ -2433,17 +2354,6 @@
           <w:sz w:val="28"/>
           <w:szCs w:val="28"/>
         </w:rPr>
-        <w:lastRenderedPageBreak/>
-        <w:t>5</w:t>
-      </w:r>
-      <w:r>
-        <w:rPr>
-          <w:rStyle w:val="a6"/>
-          <w:b/>
-          <w:bCs/>
-          <w:sz w:val="28"/>
-          <w:szCs w:val="28"/>
-        </w:rPr>
         <w:t>. Выводы</w:t>
       </w:r>
     </w:p>
@@ -2489,7 +2399,14 @@
           <w:rFonts w:eastAsia="Times New Roman"/>
           <w:lang w:eastAsia="ru-RU"/>
         </w:rPr>
-        <w:t xml:space="preserve"> диаграмм распределения</w:t>
+        <w:t xml:space="preserve"> диаграмм </w:t>
+      </w:r>
+      <w:r>
+        <w:rPr>
+          <w:rFonts w:eastAsia="Times New Roman"/>
+          <w:lang w:eastAsia="ru-RU"/>
+        </w:rPr>
+        <w:t>рассеяния</w:t>
       </w:r>
       <w:r>
         <w:rPr>
@@ -3994,6 +3911,119 @@
       <w:lvlJc w:val="right"/>
       <w:pPr>
         <w:ind w:left="6840" w:hanging="180"/>
+      </w:pPr>
+    </w:lvl>
+  </w:abstractNum>
+  <w:abstractNum w:abstractNumId="12" w15:restartNumberingAfterBreak="0">
+    <w:nsid w:val="7BAF48D7"/>
+    <w:multiLevelType w:val="multilevel"/>
+    <w:tmpl w:val="2D1AC88A"/>
+    <w:lvl w:ilvl="0">
+      <w:start w:val="1"/>
+      <w:numFmt w:val="decimal"/>
+      <w:lvlText w:val="%1."/>
+      <w:lvlJc w:val="left"/>
+      <w:pPr>
+        <w:tabs>
+          <w:tab w:val="num" w:pos="720"/>
+        </w:tabs>
+        <w:ind w:left="720" w:hanging="360"/>
+      </w:pPr>
+    </w:lvl>
+    <w:lvl w:ilvl="1" w:tentative="1">
+      <w:start w:val="1"/>
+      <w:numFmt w:val="decimal"/>
+      <w:lvlText w:val="%2."/>
+      <w:lvlJc w:val="left"/>
+      <w:pPr>
+        <w:tabs>
+          <w:tab w:val="num" w:pos="1440"/>
+        </w:tabs>
+        <w:ind w:left="1440" w:hanging="360"/>
+      </w:pPr>
+    </w:lvl>
+    <w:lvl w:ilvl="2" w:tentative="1">
+      <w:start w:val="1"/>
+      <w:numFmt w:val="decimal"/>
+      <w:lvlText w:val="%3."/>
+      <w:lvlJc w:val="left"/>
+      <w:pPr>
+        <w:tabs>
+          <w:tab w:val="num" w:pos="2160"/>
+        </w:tabs>
+        <w:ind w:left="2160" w:hanging="360"/>
+      </w:pPr>
+    </w:lvl>
+    <w:lvl w:ilvl="3" w:tentative="1">
+      <w:start w:val="1"/>
+      <w:numFmt w:val="decimal"/>
+      <w:lvlText w:val="%4."/>
+      <w:lvlJc w:val="left"/>
+      <w:pPr>
+        <w:tabs>
+          <w:tab w:val="num" w:pos="2880"/>
+        </w:tabs>
+        <w:ind w:left="2880" w:hanging="360"/>
+      </w:pPr>
+    </w:lvl>
+    <w:lvl w:ilvl="4" w:tentative="1">
+      <w:start w:val="1"/>
+      <w:numFmt w:val="decimal"/>
+      <w:lvlText w:val="%5."/>
+      <w:lvlJc w:val="left"/>
+      <w:pPr>
+        <w:tabs>
+          <w:tab w:val="num" w:pos="3600"/>
+        </w:tabs>
+        <w:ind w:left="3600" w:hanging="360"/>
+      </w:pPr>
+    </w:lvl>
+    <w:lvl w:ilvl="5" w:tentative="1">
+      <w:start w:val="1"/>
+      <w:numFmt w:val="decimal"/>
+      <w:lvlText w:val="%6."/>
+      <w:lvlJc w:val="left"/>
+      <w:pPr>
+        <w:tabs>
+          <w:tab w:val="num" w:pos="4320"/>
+        </w:tabs>
+        <w:ind w:left="4320" w:hanging="360"/>
+      </w:pPr>
+    </w:lvl>
+    <w:lvl w:ilvl="6" w:tentative="1">
+      <w:start w:val="1"/>
+      <w:numFmt w:val="decimal"/>
+      <w:lvlText w:val="%7."/>
+      <w:lvlJc w:val="left"/>
+      <w:pPr>
+        <w:tabs>
+          <w:tab w:val="num" w:pos="5040"/>
+        </w:tabs>
+        <w:ind w:left="5040" w:hanging="360"/>
+      </w:pPr>
+    </w:lvl>
+    <w:lvl w:ilvl="7" w:tentative="1">
+      <w:start w:val="1"/>
+      <w:numFmt w:val="decimal"/>
+      <w:lvlText w:val="%8."/>
+      <w:lvlJc w:val="left"/>
+      <w:pPr>
+        <w:tabs>
+          <w:tab w:val="num" w:pos="5760"/>
+        </w:tabs>
+        <w:ind w:left="5760" w:hanging="360"/>
+      </w:pPr>
+    </w:lvl>
+    <w:lvl w:ilvl="8" w:tentative="1">
+      <w:start w:val="1"/>
+      <w:numFmt w:val="decimal"/>
+      <w:lvlText w:val="%9."/>
+      <w:lvlJc w:val="left"/>
+      <w:pPr>
+        <w:tabs>
+          <w:tab w:val="num" w:pos="6480"/>
+        </w:tabs>
+        <w:ind w:left="6480" w:hanging="360"/>
       </w:pPr>
     </w:lvl>
   </w:abstractNum>
@@ -4032,6 +4062,9 @@
   </w:num>
   <w:num w:numId="12" w16cid:durableId="671840257">
     <w:abstractNumId w:val="9"/>
+  </w:num>
+  <w:num w:numId="13" w16cid:durableId="1702897323">
+    <w:abstractNumId w:val="12"/>
   </w:num>
 </w:numbering>
 </file>
